--- a/documents/tpp/prelaunch-letter.docx
+++ b/documents/tpp/prelaunch-letter.docx
@@ -1,8 +1,8 @@
 
 <file path=word/document.xml><?xml version="1.0" encoding="utf-8"?>
-<w:document xmlns:wpc="http://schemas.microsoft.com/office/word/2010/wordprocessingCanvas" xmlns:cx="http://schemas.microsoft.com/office/drawing/2014/chartex" xmlns:cx1="http://schemas.microsoft.com/office/drawing/2015/9/8/chartex" xmlns:cx2="http://schemas.microsoft.com/office/drawing/2015/10/21/chartex" xmlns:cx3="http://schemas.microsoft.com/office/drawing/2016/5/9/chartex" xmlns:cx4="http://schemas.microsoft.com/office/drawing/2016/5/10/chartex" xmlns:cx5="http://schemas.microsoft.com/office/drawing/2016/5/11/chartex" xmlns:cx6="http://schemas.microsoft.com/office/drawing/2016/5/12/chartex" xmlns:cx7="http://schemas.microsoft.com/office/drawing/2016/5/13/chartex" xmlns:cx8="http://schemas.microsoft.com/office/drawing/2016/5/14/chartex" xmlns:mc="http://schemas.openxmlformats.org/markup-compatibility/2006" xmlns:aink="http://schemas.microsoft.com/office/drawing/2016/ink" xmlns:am3d="http://schemas.microsoft.com/office/drawing/2017/model3d" xmlns:o="urn:schemas-microsoft-com:office:office" xmlns:oel="http://schemas.microsoft.com/office/2019/extlst" xmlns:r="http://schemas.openxmlformats.org/officeDocument/2006/relationships" xmlns:m="http://schemas.openxmlformats.org/officeDocument/2006/math" xmlns:v="urn:schemas-microsoft-com:vml" xmlns:wp14="http://schemas.microsoft.com/office/word/2010/wordprocessingDrawing" xmlns:wp="http://schemas.openxmlformats.org/drawingml/2006/wordprocessingDrawing" xmlns:w10="urn:schemas-microsoft-com:office:word" xmlns:w="http://schemas.openxmlformats.org/wordprocessingml/2006/main" xmlns:w14="http://schemas.microsoft.com/office/word/2010/wordml" xmlns:w15="http://schemas.microsoft.com/office/word/2012/wordml" xmlns:w16cex="http://schemas.microsoft.com/office/word/2018/wordml/cex" xmlns:w16cid="http://schemas.microsoft.com/office/word/2016/wordml/cid" xmlns:w16="http://schemas.microsoft.com/office/word/2018/wordml" xmlns:w16du="http://schemas.microsoft.com/office/word/2023/wordml/word16du" xmlns:w16sdtdh="http://schemas.microsoft.com/office/word/2020/wordml/sdtdatahash" xmlns:w16sdtfl="http://schemas.microsoft.com/office/word/2024/wordml/sdtformatlock" xmlns:w16se="http://schemas.microsoft.com/office/word/2015/wordml/symex" xmlns:wpg="http://schemas.microsoft.com/office/word/2010/wordprocessingGroup" xmlns:wpi="http://schemas.microsoft.com/office/word/2010/wordprocessingInk" xmlns:wne="http://schemas.microsoft.com/office/word/2006/wordml" xmlns:wps="http://schemas.microsoft.com/office/word/2010/wordprocessingShape" mc:Ignorable="w14 w15 w16se w16cid w16 w16cex w16sdtdh w16sdtfl w16du wp14">
+<w:document xmlns:ns1="http://schemas.openxmlformats.org/markup-compatibility/2006" xmlns:ns2="http://schemas.microsoft.com/office/word/2010/wordml" xmlns:ns3="urn:schemas-microsoft-com:vml" xmlns:ns4="urn:schemas-microsoft-com:office:office" xmlns:w="http://schemas.openxmlformats.org/wordprocessingml/2006/main" ns1:Ignorable="w14 w15 w16se w16cid w16 w16cex w16sdtdh w16sdtfl w16du wp14">
   <w:body>
-    <w:p>
+    <w:p ns2:paraId="2D94A1AD" ns2:textId="77777777">
       <w:pPr>
         <w:spacing w:before="100" w:beforeAutospacing="1" w:after="100" w:afterAutospacing="1"/>
         <w:rPr>
@@ -28,26 +28,26 @@
         <w:t xml:space="preserve"> Welcome to Enhanced Storage Protection at [Facility Name]</w:t>
       </w:r>
     </w:p>
-    <w:p>
-      <w:pPr>
-        <w:rPr>
-          <w:rFonts w:ascii="Times New Roman" w:eastAsia="Times New Roman" w:hAnsi="Times New Roman" w:cs="Times New Roman"/>
-          <w:bCs w:val="0"/>
-          <w:szCs w:val="24"/>
-        </w:rPr>
-      </w:pPr>
-      <w:r>
-        <w:rPr>
-          <w:rFonts w:ascii="Times New Roman" w:eastAsia="Times New Roman" w:hAnsi="Times New Roman" w:cs="Times New Roman"/>
-          <w:bCs w:val="0"/>
-          <w:szCs w:val="24"/>
-        </w:rPr>
-        <w:pict w14:anchorId="5BD59E8D">
-          <v:rect id="_x0000_i1025" style="width:0;height:1.5pt" o:hralign="center" o:hrstd="t" o:hr="t" fillcolor="#a0a0a0" stroked="f"/>
+    <w:p ns2:paraId="3A0B25B7" ns2:textId="77777777">
+      <w:pPr>
+        <w:rPr>
+          <w:rFonts w:ascii="Times New Roman" w:eastAsia="Times New Roman" w:hAnsi="Times New Roman" w:cs="Times New Roman"/>
+          <w:bCs w:val="0"/>
+          <w:szCs w:val="24"/>
+        </w:rPr>
+      </w:pPr>
+      <w:r>
+        <w:rPr>
+          <w:rFonts w:ascii="Times New Roman" w:eastAsia="Times New Roman" w:hAnsi="Times New Roman" w:cs="Times New Roman"/>
+          <w:bCs w:val="0"/>
+          <w:szCs w:val="24"/>
+        </w:rPr>
+        <w:pict ns2:anchorId="5BD59E8D">
+          <ns3:rect id="_x0000_i1025" style="width:0;height:1.5pt" ns4:hralign="center" ns4:hrstd="t" ns4:hr="t" fillcolor="#a0a0a0" stroked="f"/>
         </w:pict>
       </w:r>
     </w:p>
-    <w:p>
+    <w:p ns2:paraId="58B2BC57" ns2:textId="77777777">
       <w:pPr>
         <w:spacing w:before="100" w:beforeAutospacing="1" w:after="100" w:afterAutospacing="1"/>
         <w:rPr>
@@ -65,7 +65,7 @@
         <w:t>Dear [Tenant Name],</w:t>
       </w:r>
     </w:p>
-    <w:p>
+    <w:p ns2:paraId="5BF02DCB" ns2:textId="05AA3802">
       <w:pPr>
         <w:spacing w:before="100" w:beforeAutospacing="1" w:after="100" w:afterAutospacing="1"/>
         <w:rPr>
@@ -91,7 +91,7 @@
         <w:t xml:space="preserve"> Begins!</w:t>
       </w:r>
     </w:p>
-    <w:p>
+    <w:p ns2:paraId="2819BCEF" ns2:textId="77777777">
       <w:pPr>
         <w:spacing w:before="100" w:beforeAutospacing="1" w:after="100" w:afterAutospacing="1"/>
         <w:rPr>
@@ -115,7 +115,7 @@
           <w:bCs w:val="0"/>
           <w:szCs w:val="24"/>
         </w:rPr>
-        <w:t>All Purpose</w:t>
+        <w:t>[Company Name]</w:t>
       </w:r>
       <w:proofErr w:type="gramEnd"/>
       <w:r>
@@ -124,10 +124,10 @@
           <w:bCs w:val="0"/>
           <w:szCs w:val="24"/>
         </w:rPr>
-        <w:t xml:space="preserve"> Storage family, we're committed to not only maintaining the service you've come to expect but elevating it with enhanced protection for your stored belongings.</w:t>
-      </w:r>
-    </w:p>
-    <w:p>
+        <w:t xml:space="preserve"> family, we're committed to not only maintaining the service you've come to expect but elevating it with enhanced protection for your stored belongings.</w:t>
+      </w:r>
+    </w:p>
+    <w:p ns2:paraId="7E71DDC9" ns2:textId="0F4ACA2E">
       <w:pPr>
         <w:spacing w:before="100" w:beforeAutospacing="1" w:after="100" w:afterAutospacing="1"/>
         <w:rPr>
@@ -166,15 +166,15 @@
           <w:b/>
           <w:szCs w:val="24"/>
         </w:rPr>
-        <w:t>PROTEGO</w:t>
-      </w:r>
-      <w:r>
-        <w:rPr>
-          <w:rFonts w:ascii="Times New Roman" w:eastAsia="Times New Roman" w:hAnsi="Times New Roman" w:cs="Times New Roman"/>
-          <w:b/>
-          <w:szCs w:val="24"/>
-        </w:rPr>
-        <w:t xml:space="preserve"> Protection Program</w:t>
+        <w:t>TPP Secure Protection Program</w:t>
+      </w:r>
+      <w:r>
+        <w:rPr>
+          <w:rFonts w:ascii="Times New Roman" w:eastAsia="Times New Roman" w:hAnsi="Times New Roman" w:cs="Times New Roman"/>
+          <w:b/>
+          <w:szCs w:val="24"/>
+        </w:rPr>
+        <w:t xml:space="preserve"/>
       </w:r>
       <w:r>
         <w:rPr>
@@ -185,26 +185,26 @@
         <w:t>—a premium storage protection solution designed specifically for self-storage tenants like you.</w:t>
       </w:r>
     </w:p>
-    <w:p>
-      <w:pPr>
-        <w:rPr>
-          <w:rFonts w:ascii="Times New Roman" w:eastAsia="Times New Roman" w:hAnsi="Times New Roman" w:cs="Times New Roman"/>
-          <w:bCs w:val="0"/>
-          <w:szCs w:val="24"/>
-        </w:rPr>
-      </w:pPr>
-      <w:r>
-        <w:rPr>
-          <w:rFonts w:ascii="Times New Roman" w:eastAsia="Times New Roman" w:hAnsi="Times New Roman" w:cs="Times New Roman"/>
-          <w:bCs w:val="0"/>
-          <w:szCs w:val="24"/>
-        </w:rPr>
-        <w:pict w14:anchorId="2D3071FF">
-          <v:rect id="_x0000_i1026" style="width:0;height:1.5pt" o:hralign="center" o:hrstd="t" o:hr="t" fillcolor="#a0a0a0" stroked="f"/>
+    <w:p ns2:paraId="7156545D" ns2:textId="77777777">
+      <w:pPr>
+        <w:rPr>
+          <w:rFonts w:ascii="Times New Roman" w:eastAsia="Times New Roman" w:hAnsi="Times New Roman" w:cs="Times New Roman"/>
+          <w:bCs w:val="0"/>
+          <w:szCs w:val="24"/>
+        </w:rPr>
+      </w:pPr>
+      <w:r>
+        <w:rPr>
+          <w:rFonts w:ascii="Times New Roman" w:eastAsia="Times New Roman" w:hAnsi="Times New Roman" w:cs="Times New Roman"/>
+          <w:bCs w:val="0"/>
+          <w:szCs w:val="24"/>
+        </w:rPr>
+        <w:pict ns2:anchorId="2D3071FF">
+          <ns3:rect id="_x0000_i1026" style="width:0;height:1.5pt" ns4:hralign="center" ns4:hrstd="t" ns4:hr="t" fillcolor="#a0a0a0" stroked="f"/>
         </w:pict>
       </w:r>
     </w:p>
-    <w:p>
+    <w:p ns2:paraId="17EF66CE" ns2:textId="1C2257F9">
       <w:pPr>
         <w:spacing w:before="100" w:beforeAutospacing="1" w:after="100" w:afterAutospacing="1"/>
         <w:rPr>
@@ -227,18 +227,18 @@
           <w:b/>
           <w:szCs w:val="24"/>
         </w:rPr>
-        <w:t>PROTEGO</w:t>
-      </w:r>
-      <w:r>
-        <w:rPr>
-          <w:rFonts w:ascii="Times New Roman" w:eastAsia="Times New Roman" w:hAnsi="Times New Roman" w:cs="Times New Roman"/>
-          <w:b/>
-          <w:szCs w:val="24"/>
-        </w:rPr>
-        <w:t xml:space="preserve"> Protection Changes Everything</w:t>
-      </w:r>
-    </w:p>
-    <w:p>
+        <w:t>TPP Secure Protection</w:t>
+      </w:r>
+      <w:r>
+        <w:rPr>
+          <w:rFonts w:ascii="Times New Roman" w:eastAsia="Times New Roman" w:hAnsi="Times New Roman" w:cs="Times New Roman"/>
+          <w:b/>
+          <w:szCs w:val="24"/>
+        </w:rPr>
+        <w:t xml:space="preserve"> Changes Everything</w:t>
+      </w:r>
+    </w:p>
+    <w:p ns2:paraId="5647996B" ns2:textId="461B44AC">
       <w:pPr>
         <w:spacing w:before="100" w:beforeAutospacing="1" w:after="100" w:afterAutospacing="1"/>
         <w:rPr>
@@ -261,18 +261,18 @@
           <w:bCs w:val="0"/>
           <w:szCs w:val="24"/>
         </w:rPr>
-        <w:t>PROTEGO</w:t>
-      </w:r>
-      <w:r>
-        <w:rPr>
-          <w:rFonts w:ascii="Times New Roman" w:eastAsia="Times New Roman" w:hAnsi="Times New Roman" w:cs="Times New Roman"/>
-          <w:bCs w:val="0"/>
-          <w:szCs w:val="24"/>
-        </w:rPr>
-        <w:t xml:space="preserve"> Protection to eliminate these problems entirely.</w:t>
-      </w:r>
-    </w:p>
-    <w:p>
+        <w:t>TPP Secure Protection</w:t>
+      </w:r>
+      <w:r>
+        <w:rPr>
+          <w:rFonts w:ascii="Times New Roman" w:eastAsia="Times New Roman" w:hAnsi="Times New Roman" w:cs="Times New Roman"/>
+          <w:bCs w:val="0"/>
+          <w:szCs w:val="24"/>
+        </w:rPr>
+        <w:t xml:space="preserve"> to eliminate these problems entirely.</w:t>
+      </w:r>
+    </w:p>
+    <w:p ns2:paraId="13D57AA3" ns2:textId="77777777">
       <w:pPr>
         <w:spacing w:before="100" w:beforeAutospacing="1" w:after="100" w:afterAutospacing="1"/>
         <w:rPr>
@@ -290,30 +290,30 @@
         <w:t>1. Purpose-Built Protection for Self-Storage</w:t>
       </w:r>
     </w:p>
-    <w:p>
-      <w:pPr>
-        <w:spacing w:before="100" w:beforeAutospacing="1" w:after="100" w:afterAutospacing="1"/>
-        <w:rPr>
-          <w:rFonts w:ascii="Times New Roman" w:eastAsia="Times New Roman" w:hAnsi="Times New Roman" w:cs="Times New Roman"/>
-          <w:bCs w:val="0"/>
-          <w:szCs w:val="24"/>
-        </w:rPr>
-      </w:pPr>
-      <w:r>
-        <w:rPr>
-          <w:rFonts w:ascii="Times New Roman" w:eastAsia="Times New Roman" w:hAnsi="Times New Roman" w:cs="Times New Roman"/>
-          <w:bCs w:val="0"/>
-          <w:szCs w:val="24"/>
-        </w:rPr>
-        <w:t>PROTEGO</w:t>
-      </w:r>
-      <w:r>
-        <w:rPr>
-          <w:rFonts w:ascii="Times New Roman" w:eastAsia="Times New Roman" w:hAnsi="Times New Roman" w:cs="Times New Roman"/>
-          <w:bCs w:val="0"/>
-          <w:szCs w:val="24"/>
-        </w:rPr>
-        <w:t xml:space="preserve"> Protection isn't adapted from homeowner's </w:t>
+    <w:p ns2:paraId="7FCE6DBE" ns2:textId="1DD6B64F">
+      <w:pPr>
+        <w:spacing w:before="100" w:beforeAutospacing="1" w:after="100" w:afterAutospacing="1"/>
+        <w:rPr>
+          <w:rFonts w:ascii="Times New Roman" w:eastAsia="Times New Roman" w:hAnsi="Times New Roman" w:cs="Times New Roman"/>
+          <w:bCs w:val="0"/>
+          <w:szCs w:val="24"/>
+        </w:rPr>
+      </w:pPr>
+      <w:r>
+        <w:rPr>
+          <w:rFonts w:ascii="Times New Roman" w:eastAsia="Times New Roman" w:hAnsi="Times New Roman" w:cs="Times New Roman"/>
+          <w:bCs w:val="0"/>
+          <w:szCs w:val="24"/>
+        </w:rPr>
+        <w:t>TPP Secure Protection</w:t>
+      </w:r>
+      <w:r>
+        <w:rPr>
+          <w:rFonts w:ascii="Times New Roman" w:eastAsia="Times New Roman" w:hAnsi="Times New Roman" w:cs="Times New Roman"/>
+          <w:bCs w:val="0"/>
+          <w:szCs w:val="24"/>
+        </w:rPr>
+        <w:t xml:space="preserve"> isn't adapted from homeowner's </w:t>
       </w:r>
       <w:proofErr w:type="gramStart"/>
       <w:r>
@@ -334,7 +334,7 @@
         <w:t>it's designed exclusively for storage units. That means no coverage gaps, no "offsite storage" exclusions, and no surprises when you file a claim. Your belongings are protected, period.</w:t>
       </w:r>
     </w:p>
-    <w:p>
+    <w:p ns2:paraId="2D550A82" ns2:textId="77777777">
       <w:pPr>
         <w:spacing w:before="100" w:beforeAutospacing="1" w:after="100" w:afterAutospacing="1"/>
         <w:rPr>
@@ -352,7 +352,7 @@
         <w:t>2. True Replacement Value—No Games, No Deductibles</w:t>
       </w:r>
     </w:p>
-    <w:p>
+    <w:p ns2:paraId="3280FA10" ns2:textId="53FC518D">
       <w:pPr>
         <w:spacing w:before="100" w:beforeAutospacing="1" w:after="100" w:afterAutospacing="1"/>
         <w:rPr>
@@ -375,7 +375,7 @@
           <w:bCs w:val="0"/>
           <w:szCs w:val="24"/>
         </w:rPr>
-        <w:t>PROTEGO</w:t>
+        <w:t>TPP Secure</w:t>
       </w:r>
       <w:r>
         <w:rPr>
@@ -496,7 +496,7 @@
         <w:t>nothing less.</w:t>
       </w:r>
     </w:p>
-    <w:p>
+    <w:p ns2:paraId="190613AD" ns2:textId="77777777">
       <w:pPr>
         <w:spacing w:before="100" w:beforeAutospacing="1" w:after="100" w:afterAutospacing="1"/>
         <w:rPr>
@@ -514,7 +514,7 @@
         <w:t>3. Comprehensive Coverage You Can Count On</w:t>
       </w:r>
     </w:p>
-    <w:p>
+    <w:p ns2:paraId="192DA1DA" ns2:textId="77777777">
       <w:pPr>
         <w:spacing w:before="100" w:beforeAutospacing="1" w:after="100" w:afterAutospacing="1"/>
         <w:rPr>
@@ -550,7 +550,7 @@
         <w:t xml:space="preserve"> storage units are all covered.</w:t>
       </w:r>
     </w:p>
-    <w:p>
+    <w:p ns2:paraId="06A6DF0C" ns2:textId="77777777">
       <w:pPr>
         <w:spacing w:before="100" w:beforeAutospacing="1" w:after="100" w:afterAutospacing="1"/>
         <w:rPr>
@@ -568,7 +568,7 @@
         <w:t>4. Claims Made Simple—24/7 Access</w:t>
       </w:r>
     </w:p>
-    <w:p>
+    <w:p ns2:paraId="4AC78156" ns2:textId="5FF3C3FC">
       <w:pPr>
         <w:spacing w:before="100" w:beforeAutospacing="1" w:after="100" w:afterAutospacing="1"/>
         <w:rPr>
@@ -592,15 +592,15 @@
           <w:b/>
           <w:szCs w:val="24"/>
         </w:rPr>
-        <w:t>PROTEGO</w:t>
-      </w:r>
-      <w:r>
-        <w:rPr>
-          <w:rFonts w:ascii="Times New Roman" w:eastAsia="Times New Roman" w:hAnsi="Times New Roman" w:cs="Times New Roman"/>
-          <w:b/>
-          <w:szCs w:val="24"/>
-        </w:rPr>
-        <w:t>Claims.com</w:t>
+        <w:t>TPPClaims.com</w:t>
+      </w:r>
+      <w:r>
+        <w:rPr>
+          <w:rFonts w:ascii="Times New Roman" w:eastAsia="Times New Roman" w:hAnsi="Times New Roman" w:cs="Times New Roman"/>
+          <w:b/>
+          <w:szCs w:val="24"/>
+        </w:rPr>
+        <w:t/>
       </w:r>
       <w:r>
         <w:rPr>
@@ -616,7 +616,7 @@
           <w:bCs w:val="0"/>
           <w:szCs w:val="24"/>
         </w:rPr>
-        <w:t>PROTEGO</w:t>
+        <w:t>TPP Secure</w:t>
       </w:r>
       <w:r>
         <w:rPr>
@@ -643,7 +643,7 @@
         <w:t xml:space="preserve"> for eight consecutive years because they show up when it matters.</w:t>
       </w:r>
     </w:p>
-    <w:p>
+    <w:p ns2:paraId="62B9A000" ns2:textId="77777777">
       <w:pPr>
         <w:spacing w:before="100" w:beforeAutospacing="1" w:after="100" w:afterAutospacing="1"/>
         <w:rPr>
@@ -661,7 +661,7 @@
         <w:t>5. No Long-Term Commitments or Hidden Charges</w:t>
       </w:r>
     </w:p>
-    <w:p>
+    <w:p ns2:paraId="063BFF16" ns2:textId="4DBFA240">
       <w:pPr>
         <w:spacing w:before="100" w:beforeAutospacing="1" w:after="100" w:afterAutospacing="1"/>
         <w:rPr>
@@ -684,18 +684,18 @@
           <w:bCs w:val="0"/>
           <w:szCs w:val="24"/>
         </w:rPr>
-        <w:t>PROTEGO</w:t>
-      </w:r>
-      <w:r>
-        <w:rPr>
-          <w:rFonts w:ascii="Times New Roman" w:eastAsia="Times New Roman" w:hAnsi="Times New Roman" w:cs="Times New Roman"/>
-          <w:bCs w:val="0"/>
-          <w:szCs w:val="24"/>
-        </w:rPr>
-        <w:t xml:space="preserve"> Protection automatically ends when your rental ends. Zero hassle, zero surprise fees. Need to cancel? You can do so at any time if you provide proof of alternative insurance coverage.</w:t>
-      </w:r>
-    </w:p>
-    <w:p>
+        <w:t>TPP Secure Protection</w:t>
+      </w:r>
+      <w:r>
+        <w:rPr>
+          <w:rFonts w:ascii="Times New Roman" w:eastAsia="Times New Roman" w:hAnsi="Times New Roman" w:cs="Times New Roman"/>
+          <w:bCs w:val="0"/>
+          <w:szCs w:val="24"/>
+        </w:rPr>
+        <w:t xml:space="preserve"> automatically ends when your rental ends. Zero hassle, zero surprise fees. Need to cancel? You can do so at any time if you provide proof of alternative insurance coverage.</w:t>
+      </w:r>
+    </w:p>
+    <w:p ns2:paraId="46B5B5B9" ns2:textId="77777777">
       <w:pPr>
         <w:spacing w:before="100" w:beforeAutospacing="1" w:after="100" w:afterAutospacing="1"/>
         <w:rPr>
@@ -713,7 +713,7 @@
         <w:t>6. Affordable Monthly Protection</w:t>
       </w:r>
     </w:p>
-    <w:p>
+    <w:p ns2:paraId="44096607" ns2:textId="77777777">
       <w:pPr>
         <w:spacing w:before="100" w:beforeAutospacing="1" w:after="100" w:afterAutospacing="1"/>
         <w:rPr>
@@ -731,7 +731,7 @@
         <w:t>Choose the coverage level that fits your needs:</w:t>
       </w:r>
     </w:p>
-    <w:p>
+    <w:p ns2:paraId="379C02FE" ns2:textId="77777777">
       <w:pPr>
         <w:numPr>
           <w:ilvl w:val="0"/>
@@ -761,7 +761,7 @@
         <w:t xml:space="preserve"> – Just $12/month</w:t>
       </w:r>
     </w:p>
-    <w:p>
+    <w:p ns2:paraId="772BAC0D" ns2:textId="77777777">
       <w:pPr>
         <w:numPr>
           <w:ilvl w:val="0"/>
@@ -791,7 +791,7 @@
         <w:t xml:space="preserve"> – Just $15/month</w:t>
       </w:r>
     </w:p>
-    <w:p>
+    <w:p ns2:paraId="6174707F" ns2:textId="77777777">
       <w:pPr>
         <w:numPr>
           <w:ilvl w:val="0"/>
@@ -821,7 +821,7 @@
         <w:t xml:space="preserve"> – Just $21/month</w:t>
       </w:r>
     </w:p>
-    <w:p>
+    <w:p ns2:paraId="4B0CA90E" ns2:textId="2E941A6C">
       <w:pPr>
         <w:spacing w:before="100" w:beforeAutospacing="1" w:after="100" w:afterAutospacing="1"/>
         <w:rPr>
@@ -845,7 +845,7 @@
           <w:bCs w:val="0"/>
           <w:szCs w:val="24"/>
         </w:rPr>
-        <w:t>an</w:t>
+        <w:t>a TPP Secure</w:t>
       </w:r>
       <w:proofErr w:type="gramEnd"/>
       <w:r>
@@ -854,15 +854,15 @@
           <w:bCs w:val="0"/>
           <w:szCs w:val="24"/>
         </w:rPr>
-        <w:t xml:space="preserve"> </w:t>
-      </w:r>
-      <w:r>
-        <w:rPr>
-          <w:rFonts w:ascii="Times New Roman" w:eastAsia="Times New Roman" w:hAnsi="Times New Roman" w:cs="Times New Roman"/>
-          <w:bCs w:val="0"/>
-          <w:szCs w:val="24"/>
-        </w:rPr>
-        <w:t>PROTEGO</w:t>
+        <w:t xml:space="preserve"/>
+      </w:r>
+      <w:r>
+        <w:rPr>
+          <w:rFonts w:ascii="Times New Roman" w:eastAsia="Times New Roman" w:hAnsi="Times New Roman" w:cs="Times New Roman"/>
+          <w:bCs w:val="0"/>
+          <w:szCs w:val="24"/>
+        </w:rPr>
+        <w:t/>
       </w:r>
       <w:r>
         <w:rPr>
@@ -873,26 +873,26 @@
         <w:t xml:space="preserve"> claim won't raise your premiums or affect your other insurance policies.</w:t>
       </w:r>
     </w:p>
-    <w:p>
-      <w:pPr>
-        <w:rPr>
-          <w:rFonts w:ascii="Times New Roman" w:eastAsia="Times New Roman" w:hAnsi="Times New Roman" w:cs="Times New Roman"/>
-          <w:bCs w:val="0"/>
-          <w:szCs w:val="24"/>
-        </w:rPr>
-      </w:pPr>
-      <w:r>
-        <w:rPr>
-          <w:rFonts w:ascii="Times New Roman" w:eastAsia="Times New Roman" w:hAnsi="Times New Roman" w:cs="Times New Roman"/>
-          <w:bCs w:val="0"/>
-          <w:szCs w:val="24"/>
-        </w:rPr>
-        <w:pict w14:anchorId="36921742">
-          <v:rect id="_x0000_i1027" style="width:0;height:1.5pt" o:hralign="center" o:hrstd="t" o:hr="t" fillcolor="#a0a0a0" stroked="f"/>
+    <w:p ns2:paraId="3FBE4DA9" ns2:textId="77777777">
+      <w:pPr>
+        <w:rPr>
+          <w:rFonts w:ascii="Times New Roman" w:eastAsia="Times New Roman" w:hAnsi="Times New Roman" w:cs="Times New Roman"/>
+          <w:bCs w:val="0"/>
+          <w:szCs w:val="24"/>
+        </w:rPr>
+      </w:pPr>
+      <w:r>
+        <w:rPr>
+          <w:rFonts w:ascii="Times New Roman" w:eastAsia="Times New Roman" w:hAnsi="Times New Roman" w:cs="Times New Roman"/>
+          <w:bCs w:val="0"/>
+          <w:szCs w:val="24"/>
+        </w:rPr>
+        <w:pict ns2:anchorId="36921742">
+          <ns3:rect id="_x0000_i1027" style="width:0;height:1.5pt" ns4:hralign="center" ns4:hrstd="t" ns4:hr="t" fillcolor="#a0a0a0" stroked="f"/>
         </w:pict>
       </w:r>
     </w:p>
-    <w:p>
+    <w:p ns2:paraId="02B6227E" ns2:textId="77777777">
       <w:pPr>
         <w:spacing w:before="100" w:beforeAutospacing="1" w:after="100" w:afterAutospacing="1"/>
         <w:rPr>
@@ -910,7 +910,7 @@
         <w:t>Special Launch Offer: 30-Day Free Trial</w:t>
       </w:r>
     </w:p>
-    <w:p>
+    <w:p ns2:paraId="2055E3F0" ns2:textId="77777777">
       <w:pPr>
         <w:spacing w:before="100" w:beforeAutospacing="1" w:after="100" w:afterAutospacing="1"/>
         <w:rPr>
@@ -978,7 +978,7 @@
         <w:t xml:space="preserve"> of mind at no cost during this trial period.</w:t>
       </w:r>
     </w:p>
-    <w:p>
+    <w:p ns2:paraId="1A162F74" ns2:textId="77777777">
       <w:pPr>
         <w:spacing w:before="100" w:beforeAutospacing="1" w:after="100" w:afterAutospacing="1"/>
         <w:rPr>
@@ -996,7 +996,7 @@
         <w:t>After Your Free Trial—Important Information</w:t>
       </w:r>
     </w:p>
-    <w:p>
+    <w:p ns2:paraId="602747A3" ns2:textId="77777777">
       <w:pPr>
         <w:spacing w:before="100" w:beforeAutospacing="1" w:after="100" w:afterAutospacing="1"/>
         <w:rPr>
@@ -1023,7 +1023,7 @@
         <w:t>Your lease agreement includes an insurance obligation requiring proof of coverage for your stored property. This protects both you and the facility.</w:t>
       </w:r>
     </w:p>
-    <w:p>
+    <w:p ns2:paraId="5DF41187" ns2:textId="77777777">
       <w:pPr>
         <w:spacing w:before="100" w:beforeAutospacing="1" w:after="100" w:afterAutospacing="1"/>
         <w:rPr>
@@ -1041,7 +1041,7 @@
         <w:t>Your Two Options:</w:t>
       </w:r>
     </w:p>
-    <w:p>
+    <w:p ns2:paraId="775155A9" ns2:textId="639684EC">
       <w:pPr>
         <w:spacing w:before="100" w:beforeAutospacing="1" w:after="100" w:afterAutospacing="1"/>
         <w:rPr>
@@ -1064,15 +1064,15 @@
           <w:b/>
           <w:szCs w:val="24"/>
         </w:rPr>
-        <w:t>PROTEGO</w:t>
-      </w:r>
-      <w:r>
-        <w:rPr>
-          <w:rFonts w:ascii="Times New Roman" w:eastAsia="Times New Roman" w:hAnsi="Times New Roman" w:cs="Times New Roman"/>
-          <w:b/>
-          <w:szCs w:val="24"/>
-        </w:rPr>
-        <w:t xml:space="preserve"> Protection (Automatic Enrollment)</w:t>
+        <w:t>TPP Secure Protection</w:t>
+      </w:r>
+      <w:r>
+        <w:rPr>
+          <w:rFonts w:ascii="Times New Roman" w:eastAsia="Times New Roman" w:hAnsi="Times New Roman" w:cs="Times New Roman"/>
+          <w:b/>
+          <w:szCs w:val="24"/>
+        </w:rPr>
+        <w:t xml:space="preserve"> (Automatic Enrollment)</w:t>
       </w:r>
       <w:r>
         <w:rPr>
@@ -1089,15 +1089,15 @@
           <w:bCs w:val="0"/>
           <w:szCs w:val="24"/>
         </w:rPr>
-        <w:t>PROTEGO</w:t>
-      </w:r>
-      <w:r>
-        <w:rPr>
-          <w:rFonts w:ascii="Times New Roman" w:eastAsia="Times New Roman" w:hAnsi="Times New Roman" w:cs="Times New Roman"/>
-          <w:bCs w:val="0"/>
-          <w:szCs w:val="24"/>
-        </w:rPr>
-        <w:t xml:space="preserve"> Protection Plan at $12/month after your free trial ends on </w:t>
+        <w:t>TPP Secure Protection Plan</w:t>
+      </w:r>
+      <w:r>
+        <w:rPr>
+          <w:rFonts w:ascii="Times New Roman" w:eastAsia="Times New Roman" w:hAnsi="Times New Roman" w:cs="Times New Roman"/>
+          <w:bCs w:val="0"/>
+          <w:szCs w:val="24"/>
+        </w:rPr>
+        <w:t xml:space="preserve"> at $12/month after your free trial ends on </w:t>
       </w:r>
       <w:r>
         <w:rPr>
@@ -1116,7 +1116,7 @@
         <w:t>. Higher coverage limits are available upon request.</w:t>
       </w:r>
     </w:p>
-    <w:p>
+    <w:p ns2:paraId="06502AA3" ns2:textId="77777777">
       <w:pPr>
         <w:spacing w:before="100" w:beforeAutospacing="1" w:after="100" w:afterAutospacing="1"/>
         <w:rPr>
@@ -1143,7 +1143,7 @@
         <w:t>If you prefer to use your own homeowner's or renter's insurance:</w:t>
       </w:r>
     </w:p>
-    <w:p>
+    <w:p ns2:paraId="4C80549B" ns2:textId="77777777">
       <w:pPr>
         <w:numPr>
           <w:ilvl w:val="0"/>
@@ -1181,7 +1181,7 @@
         <w:t xml:space="preserve"> (or type https://myownpolicy.com into your browser)</w:t>
       </w:r>
     </w:p>
-    <w:p>
+    <w:p ns2:paraId="723A8A48" ns2:textId="77777777">
       <w:pPr>
         <w:numPr>
           <w:ilvl w:val="0"/>
@@ -1203,7 +1203,7 @@
         <w:t>Complete the required fields and upload your insurance declaration page showing adequate coverage for stored property</w:t>
       </w:r>
     </w:p>
-    <w:p>
+    <w:p ns2:paraId="4AD7F367" ns2:textId="77777777">
       <w:pPr>
         <w:numPr>
           <w:ilvl w:val="0"/>
@@ -1241,7 +1241,7 @@
         <w:t xml:space="preserve"> to avoid automatic enrollment charges</w:t>
       </w:r>
     </w:p>
-    <w:p>
+    <w:p ns2:paraId="59A18B03" ns2:textId="77777777">
       <w:pPr>
         <w:spacing w:before="100" w:beforeAutospacing="1" w:after="100" w:afterAutospacing="1"/>
         <w:rPr>
@@ -1283,26 +1283,26 @@
         <w:t xml:space="preserve"> to prevent charges on your next invoice.</w:t>
       </w:r>
     </w:p>
-    <w:p>
-      <w:pPr>
-        <w:rPr>
-          <w:rFonts w:ascii="Times New Roman" w:eastAsia="Times New Roman" w:hAnsi="Times New Roman" w:cs="Times New Roman"/>
-          <w:bCs w:val="0"/>
-          <w:szCs w:val="24"/>
-        </w:rPr>
-      </w:pPr>
-      <w:r>
-        <w:rPr>
-          <w:rFonts w:ascii="Times New Roman" w:eastAsia="Times New Roman" w:hAnsi="Times New Roman" w:cs="Times New Roman"/>
-          <w:bCs w:val="0"/>
-          <w:szCs w:val="24"/>
-        </w:rPr>
-        <w:pict w14:anchorId="1D930DBB">
-          <v:rect id="_x0000_i1028" style="width:0;height:1.5pt" o:hralign="center" o:hrstd="t" o:hr="t" fillcolor="#a0a0a0" stroked="f"/>
+    <w:p ns2:paraId="255ECEB4" ns2:textId="77777777">
+      <w:pPr>
+        <w:rPr>
+          <w:rFonts w:ascii="Times New Roman" w:eastAsia="Times New Roman" w:hAnsi="Times New Roman" w:cs="Times New Roman"/>
+          <w:bCs w:val="0"/>
+          <w:szCs w:val="24"/>
+        </w:rPr>
+      </w:pPr>
+      <w:r>
+        <w:rPr>
+          <w:rFonts w:ascii="Times New Roman" w:eastAsia="Times New Roman" w:hAnsi="Times New Roman" w:cs="Times New Roman"/>
+          <w:bCs w:val="0"/>
+          <w:szCs w:val="24"/>
+        </w:rPr>
+        <w:pict ns2:anchorId="1D930DBB">
+          <ns3:rect id="_x0000_i1028" style="width:0;height:1.5pt" ns4:hralign="center" ns4:hrstd="t" ns4:hr="t" fillcolor="#a0a0a0" stroked="f"/>
         </w:pict>
       </w:r>
     </w:p>
-    <w:p>
+    <w:p ns2:paraId="412C9659" ns2:textId="77777777">
       <w:pPr>
         <w:spacing w:before="100" w:beforeAutospacing="1" w:after="100" w:afterAutospacing="1"/>
         <w:rPr>
@@ -1320,7 +1320,7 @@
         <w:t>Questions? We're Here to Help</w:t>
       </w:r>
     </w:p>
-    <w:p>
+    <w:p ns2:paraId="6690AEB2" ns2:textId="77777777">
       <w:pPr>
         <w:numPr>
           <w:ilvl w:val="0"/>
@@ -1350,7 +1350,7 @@
         <w:t xml:space="preserve"> Contact [Facility Name] and speak with your store manager</w:t>
       </w:r>
     </w:p>
-    <w:p>
+    <w:p ns2:paraId="578ABEC0" ns2:textId="77777777">
       <w:pPr>
         <w:numPr>
           <w:ilvl w:val="0"/>
@@ -1380,7 +1380,7 @@
         <w:t xml:space="preserve"> Email support@myownpolicy.com (responses within one business day)</w:t>
       </w:r>
     </w:p>
-    <w:p>
+    <w:p ns2:paraId="00C4AEA9" ns2:textId="720D8594">
       <w:pPr>
         <w:numPr>
           <w:ilvl w:val="0"/>
@@ -1415,37 +1415,37 @@
           <w:bCs w:val="0"/>
           <w:szCs w:val="24"/>
         </w:rPr>
-        <w:t>PROTEGO</w:t>
-      </w:r>
-      <w:r>
-        <w:rPr>
-          <w:rFonts w:ascii="Times New Roman" w:eastAsia="Times New Roman" w:hAnsi="Times New Roman" w:cs="Times New Roman"/>
-          <w:bCs w:val="0"/>
-          <w:szCs w:val="24"/>
-        </w:rPr>
-        <w:t>TermsConditions.com</w:t>
-      </w:r>
-    </w:p>
-    <w:p>
-      <w:pPr>
-        <w:rPr>
-          <w:rFonts w:ascii="Times New Roman" w:eastAsia="Times New Roman" w:hAnsi="Times New Roman" w:cs="Times New Roman"/>
-          <w:bCs w:val="0"/>
-          <w:szCs w:val="24"/>
-        </w:rPr>
-      </w:pPr>
-      <w:r>
-        <w:rPr>
-          <w:rFonts w:ascii="Times New Roman" w:eastAsia="Times New Roman" w:hAnsi="Times New Roman" w:cs="Times New Roman"/>
-          <w:bCs w:val="0"/>
-          <w:szCs w:val="24"/>
-        </w:rPr>
-        <w:pict w14:anchorId="2D826EBD">
-          <v:rect id="_x0000_i1029" style="width:0;height:1.5pt" o:hralign="center" o:hrstd="t" o:hr="t" fillcolor="#a0a0a0" stroked="f"/>
+        <w:t>TPPTermsAndConditions.com</w:t>
+      </w:r>
+      <w:r>
+        <w:rPr>
+          <w:rFonts w:ascii="Times New Roman" w:eastAsia="Times New Roman" w:hAnsi="Times New Roman" w:cs="Times New Roman"/>
+          <w:bCs w:val="0"/>
+          <w:szCs w:val="24"/>
+        </w:rPr>
+        <w:t/>
+      </w:r>
+    </w:p>
+    <w:p ns2:paraId="146D33E2" ns2:textId="77777777">
+      <w:pPr>
+        <w:rPr>
+          <w:rFonts w:ascii="Times New Roman" w:eastAsia="Times New Roman" w:hAnsi="Times New Roman" w:cs="Times New Roman"/>
+          <w:bCs w:val="0"/>
+          <w:szCs w:val="24"/>
+        </w:rPr>
+      </w:pPr>
+      <w:r>
+        <w:rPr>
+          <w:rFonts w:ascii="Times New Roman" w:eastAsia="Times New Roman" w:hAnsi="Times New Roman" w:cs="Times New Roman"/>
+          <w:bCs w:val="0"/>
+          <w:szCs w:val="24"/>
+        </w:rPr>
+        <w:pict ns2:anchorId="2D826EBD">
+          <ns3:rect id="_x0000_i1029" style="width:0;height:1.5pt" ns4:hralign="center" ns4:hrstd="t" ns4:hr="t" fillcolor="#a0a0a0" stroked="f"/>
         </w:pict>
       </w:r>
     </w:p>
-    <w:p>
+    <w:p ns2:paraId="3C6C1834" ns2:textId="7050BA77">
       <w:pPr>
         <w:spacing w:before="100" w:beforeAutospacing="1" w:after="100" w:afterAutospacing="1"/>
         <w:rPr>
@@ -1468,15 +1468,15 @@
           <w:bCs w:val="0"/>
           <w:szCs w:val="24"/>
         </w:rPr>
-        <w:t>PROTEGO</w:t>
-      </w:r>
-      <w:r>
-        <w:rPr>
-          <w:rFonts w:ascii="Times New Roman" w:eastAsia="Times New Roman" w:hAnsi="Times New Roman" w:cs="Times New Roman"/>
-          <w:bCs w:val="0"/>
-          <w:szCs w:val="24"/>
-        </w:rPr>
-        <w:t xml:space="preserve"> Protection has served storage tenants nationwide for over 15 years, and we chose them because you deserve protection that </w:t>
+        <w:t>TPP Secure Protection</w:t>
+      </w:r>
+      <w:r>
+        <w:rPr>
+          <w:rFonts w:ascii="Times New Roman" w:eastAsia="Times New Roman" w:hAnsi="Times New Roman" w:cs="Times New Roman"/>
+          <w:bCs w:val="0"/>
+          <w:szCs w:val="24"/>
+        </w:rPr>
+        <w:t xml:space="preserve"> has served storage tenants nationwide for over 15 years, and we chose them because you deserve protection that </w:t>
       </w:r>
       <w:proofErr w:type="gramStart"/>
       <w:r>
@@ -1497,7 +1497,7 @@
         <w:t xml:space="preserve"> when you need it.</w:t>
       </w:r>
     </w:p>
-    <w:p>
+    <w:p ns2:paraId="19E96397" ns2:textId="77777777">
       <w:pPr>
         <w:spacing w:before="100" w:beforeAutospacing="1" w:after="100" w:afterAutospacing="1"/>
         <w:rPr>
@@ -1515,7 +1515,7 @@
         <w:t>Thank you for being part of the [Facility Name] community. We look forward to serving you with the quality and security you deserve.</w:t>
       </w:r>
     </w:p>
-    <w:p>
+    <w:p ns2:paraId="299E47D0" ns2:textId="77777777">
       <w:pPr>
         <w:spacing w:before="100" w:beforeAutospacing="1" w:after="100" w:afterAutospacing="1"/>
         <w:rPr>
@@ -1542,7 +1542,7 @@
         <w:t>[Facility Name] Management</w:t>
       </w:r>
     </w:p>
-    <w:p>
+    <w:p ns2:paraId="6465BB61" ns2:textId="14CB9FDE">
       <w:pPr>
         <w:spacing w:before="100" w:beforeAutospacing="1" w:after="100" w:afterAutospacing="1"/>
         <w:rPr>
@@ -1574,13 +1574,13 @@
         <w:rPr>
           <w:rFonts w:eastAsia="Times New Roman"/>
         </w:rPr>
-        <w:t>PROTEGO</w:t>
+        <w:t>TPP Secure Protection</w:t>
       </w:r>
       <w:r>
         <w:rPr>
           <w:rFonts w:eastAsia="Times New Roman"/>
         </w:rPr>
-        <w:t xml:space="preserve"> Protection correspondence will be sent from </w:t>
+        <w:t xml:space="preserve"> correspondence will be sent from </w:t>
       </w:r>
       <w:r>
         <w:rPr>
@@ -1609,26 +1609,26 @@
         <w:t>.</w:t>
       </w:r>
     </w:p>
-    <w:p>
-      <w:pPr>
-        <w:rPr>
-          <w:rFonts w:ascii="Times New Roman" w:eastAsia="Times New Roman" w:hAnsi="Times New Roman" w:cs="Times New Roman"/>
-          <w:bCs w:val="0"/>
-          <w:szCs w:val="24"/>
-        </w:rPr>
-      </w:pPr>
-      <w:r>
-        <w:rPr>
-          <w:rFonts w:ascii="Times New Roman" w:eastAsia="Times New Roman" w:hAnsi="Times New Roman" w:cs="Times New Roman"/>
-          <w:bCs w:val="0"/>
-          <w:szCs w:val="24"/>
-        </w:rPr>
-        <w:pict w14:anchorId="7FDF1E26">
-          <v:rect id="_x0000_i1030" style="width:0;height:1.5pt" o:hralign="center" o:hrstd="t" o:hr="t" fillcolor="#a0a0a0" stroked="f"/>
+    <w:p ns2:paraId="3835B3A1" ns2:textId="77777777">
+      <w:pPr>
+        <w:rPr>
+          <w:rFonts w:ascii="Times New Roman" w:eastAsia="Times New Roman" w:hAnsi="Times New Roman" w:cs="Times New Roman"/>
+          <w:bCs w:val="0"/>
+          <w:szCs w:val="24"/>
+        </w:rPr>
+      </w:pPr>
+      <w:r>
+        <w:rPr>
+          <w:rFonts w:ascii="Times New Roman" w:eastAsia="Times New Roman" w:hAnsi="Times New Roman" w:cs="Times New Roman"/>
+          <w:bCs w:val="0"/>
+          <w:szCs w:val="24"/>
+        </w:rPr>
+        <w:pict ns2:anchorId="7FDF1E26">
+          <ns3:rect id="_x0000_i1030" style="width:0;height:1.5pt" ns4:hralign="center" ns4:hrstd="t" ns4:hr="t" fillcolor="#a0a0a0" stroked="f"/>
         </w:pict>
       </w:r>
     </w:p>
-    <w:p>
+    <w:p ns2:paraId="7F3902BF" ns2:textId="19E28941">
       <w:pPr>
         <w:spacing w:before="100" w:beforeAutospacing="1" w:after="100" w:afterAutospacing="1"/>
         <w:rPr>
@@ -1655,7 +1655,7 @@
           <w:iCs/>
           <w:szCs w:val="24"/>
         </w:rPr>
-        <w:t>PROTEGO</w:t>
+        <w:t>TPP Secure Protection Plan</w:t>
       </w:r>
       <w:r>
         <w:rPr>
@@ -1665,10 +1665,10 @@
           <w:iCs/>
           <w:szCs w:val="24"/>
         </w:rPr>
-        <w:t xml:space="preserve"> Protection Plan fulfills the Insurance Obligation requirement in your lease agreement. This protection is included in your monthly lease payment (after the free trial period) for your convenience and peace of mind. The facility retains a portion of the protection plan fee as compensation for administering this program.</w:t>
-      </w:r>
-    </w:p>
-    <w:p/>
+        <w:t xml:space="preserve"> fulfills the Insurance Obligation requirement in your lease agreement. This protection is included in your monthly lease payment (after the free trial period) for your convenience and peace of mind. The facility retains a portion of the protection plan fee as compensation for administering this program.</w:t>
+      </w:r>
+    </w:p>
+    <w:p ns2:paraId="0987CE83" ns2:textId="77777777"/>
     <w:sectPr>
       <w:pgSz w:w="12240" w:h="15840"/>
       <w:pgMar w:top="1440" w:right="1440" w:bottom="1440" w:left="1440" w:header="720" w:footer="720" w:gutter="0"/>
